--- a/info/ОП_скрины.docx
+++ b/info/ОП_скрины.docx
@@ -1,8 +1,16 @@
 
 <file path=word/document.xml><?xml version="1.0" encoding="utf-8"?>
-<w:document xmlns:wpc="http://schemas.microsoft.com/office/word/2010/wordprocessingCanvas" xmlns:cx="http://schemas.microsoft.com/office/drawing/2014/chartex" xmlns:cx1="http://schemas.microsoft.com/office/drawing/2015/9/8/chartex" xmlns:cx2="http://schemas.microsoft.com/office/drawing/2015/10/21/chartex" xmlns:cx3="http://schemas.microsoft.com/office/drawing/2016/5/9/chartex" xmlns:cx4="http://schemas.microsoft.com/office/drawing/2016/5/10/chartex" xmlns:cx5="http://schemas.microsoft.com/office/drawing/2016/5/11/chartex" xmlns:cx6="http://schemas.microsoft.com/office/drawing/2016/5/12/chartex" xmlns:cx7="http://schemas.microsoft.com/office/drawing/2016/5/13/chartex" xmlns:cx8="http://schemas.microsoft.com/office/drawing/2016/5/14/chartex" xmlns:mc="http://schemas.openxmlformats.org/markup-compatibility/2006" xmlns:aink="http://schemas.microsoft.com/office/drawing/2016/ink" xmlns:am3d="http://schemas.microsoft.com/office/drawing/2017/model3d" xmlns:o="urn:schemas-microsoft-com:office:office" xmlns:oel="http://schemas.microsoft.com/office/2019/extlst" xmlns:r="http://schemas.openxmlformats.org/officeDocument/2006/relationships" xmlns:m="http://schemas.openxmlformats.org/officeDocument/2006/math" xmlns:v="urn:schemas-microsoft-com:vml" xmlns:wp14="http://schemas.microsoft.com/office/word/2010/wordprocessingDrawing" xmlns:wp="http://schemas.openxmlformats.org/drawingml/2006/wordprocessingDrawing" xmlns:w10="urn:schemas-microsoft-com:office:word" xmlns:w="http://schemas.openxmlformats.org/wordprocessingml/2006/main" xmlns:w14="http://schemas.microsoft.com/office/word/2010/wordml" xmlns:w15="http://schemas.microsoft.com/office/word/2012/wordml" xmlns:w16cex="http://schemas.microsoft.com/office/word/2018/wordml/cex" xmlns:w16cid="http://schemas.microsoft.com/office/word/2016/wordml/cid" xmlns:w16="http://schemas.microsoft.com/office/word/2018/wordml" xmlns:w16du="http://schemas.microsoft.com/office/word/2023/wordml/word16du" xmlns:w16sdtdh="http://schemas.microsoft.com/office/word/2020/wordml/sdtdatahash" xmlns:w16sdtfl="http://schemas.microsoft.com/office/word/2024/wordml/sdtformatlock" xmlns:w16se="http://schemas.microsoft.com/office/word/2015/wordml/symex" xmlns:wpg="http://schemas.microsoft.com/office/word/2010/wordprocessingGroup" xmlns:wpi="http://schemas.microsoft.com/office/word/2010/wordprocessingInk" xmlns:wne="http://schemas.microsoft.com/office/word/2006/wordml" xmlns:wps="http://schemas.microsoft.com/office/word/2010/wordprocessingShape" mc:Ignorable="w14 w15 w16se w16cid w16 w16cex w16sdtdh w16sdtfl w16du wp14">
+<w:document xmlns:wpc="http://schemas.microsoft.com/office/word/2010/wordprocessingCanvas" xmlns:cx="http://schemas.microsoft.com/office/drawing/2014/chartex" xmlns:cx1="http://schemas.microsoft.com/office/drawing/2015/9/8/chartex" xmlns:cx2="http://schemas.microsoft.com/office/drawing/2015/10/21/chartex" xmlns:cx3="http://schemas.microsoft.com/office/drawing/2016/5/9/chartex" xmlns:cx4="http://schemas.microsoft.com/office/drawing/2016/5/10/chartex" xmlns:cx5="http://schemas.microsoft.com/office/drawing/2016/5/11/chartex" xmlns:cx6="http://schemas.microsoft.com/office/drawing/2016/5/12/chartex" xmlns:cx7="http://schemas.microsoft.com/office/drawing/2016/5/13/chartex" xmlns:cx8="http://schemas.microsoft.com/office/drawing/2016/5/14/chartex" xmlns:mc="http://schemas.openxmlformats.org/markup-compatibility/2006" xmlns:aink="http://schemas.microsoft.com/office/drawing/2016/ink" xmlns:am3d="http://schemas.microsoft.com/office/drawing/2017/model3d" xmlns:o="urn:schemas-microsoft-com:office:office" xmlns:r="http://schemas.openxmlformats.org/officeDocument/2006/relationships" xmlns:m="http://schemas.openxmlformats.org/officeDocument/2006/math" xmlns:v="urn:schemas-microsoft-com:vml" xmlns:wp14="http://schemas.microsoft.com/office/word/2010/wordprocessingDrawing" xmlns:wp="http://schemas.openxmlformats.org/drawingml/2006/wordprocessingDrawing" xmlns:w10="urn:schemas-microsoft-com:office:word" xmlns:w="http://schemas.openxmlformats.org/wordprocessingml/2006/main" xmlns:w14="http://schemas.microsoft.com/office/word/2010/wordml" xmlns:w15="http://schemas.microsoft.com/office/word/2012/wordml" xmlns:w16cid="http://schemas.microsoft.com/office/word/2016/wordml/cid" xmlns:w16se="http://schemas.microsoft.com/office/word/2015/wordml/symex" xmlns:wpg="http://schemas.microsoft.com/office/word/2010/wordprocessingGroup" xmlns:wpi="http://schemas.microsoft.com/office/word/2010/wordprocessingInk" xmlns:wne="http://schemas.microsoft.com/office/word/2006/wordml" xmlns:wps="http://schemas.microsoft.com/office/word/2010/wordprocessingShape" mc:Ignorable="w14 w15 w16se w16cid wp14">
   <w:body>
     <w:p>
+      <w:pPr>
+        <w:tabs>
+          <w:tab w:val="left" w:pos="2268"/>
+        </w:tabs>
+        <w:rPr>
+          <w:lang w:val="en-US"/>
+        </w:rPr>
+      </w:pPr>
       <w:r>
         <w:rPr>
           <w:noProof/>
@@ -39,7 +47,7 @@
               </wp:anchor>
             </w:drawing>
           </mc:Choice>
-          <mc:Fallback>
+          <mc:Fallback xmlns:w16sdtfl="http://schemas.microsoft.com/office/word/2024/wordml/sdtformatlock" xmlns:w16sdtdh="http://schemas.microsoft.com/office/word/2020/wordml/sdtdatahash" xmlns:w16du="http://schemas.microsoft.com/office/word/2023/wordml/word16du" xmlns:w16="http://schemas.microsoft.com/office/word/2018/wordml" xmlns:w16cex="http://schemas.microsoft.com/office/word/2018/wordml/cex" xmlns:oel="http://schemas.microsoft.com/office/2019/extlst">
             <w:pict>
               <v:shapetype w14:anchorId="3C1A4F40" id="_x0000_t75" coordsize="21600,21600" o:spt="75" o:preferrelative="t" path="m@4@5l@4@11@9@11@9@5xe" filled="f" stroked="f">
                 <v:stroke joinstyle="miter"/>
@@ -107,6 +115,8 @@
           </wp:inline>
         </w:drawing>
       </w:r>
+      <w:bookmarkStart w:id="0" w:name="_GoBack"/>
+      <w:bookmarkEnd w:id="0"/>
     </w:p>
     <w:p/>
     <w:p/>
@@ -149,7 +159,7 @@
               </wp:anchor>
             </w:drawing>
           </mc:Choice>
-          <mc:Fallback>
+          <mc:Fallback xmlns:w16sdtfl="http://schemas.microsoft.com/office/word/2024/wordml/sdtformatlock" xmlns:w16sdtdh="http://schemas.microsoft.com/office/word/2020/wordml/sdtdatahash" xmlns:w16du="http://schemas.microsoft.com/office/word/2023/wordml/word16du" xmlns:w16="http://schemas.microsoft.com/office/word/2018/wordml" xmlns:w16cex="http://schemas.microsoft.com/office/word/2018/wordml/cex" xmlns:oel="http://schemas.microsoft.com/office/2019/extlst">
             <w:pict>
               <v:shape w14:anchorId="68D3ED43" id="Рукописный ввод 4" o:spid="_x0000_s1026" type="#_x0000_t75" style="position:absolute;margin-left:703.95pt;margin-top:16.35pt;width:5.7pt;height:5.7pt;z-index:251660288;visibility:visible;mso-wrap-style:square;mso-wrap-distance-left:9pt;mso-wrap-distance-top:0;mso-wrap-distance-right:9pt;mso-wrap-distance-bottom:0;mso-position-horizontal:absolute;mso-position-horizontal-relative:text;mso-position-vertical:absolute;mso-position-vertical-relative:text" o:gfxdata="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">
                 <v:imagedata r:id="rId5" o:title=""/>
@@ -255,7 +265,7 @@
 </file>
 
 <file path=word/styles.xml><?xml version="1.0" encoding="utf-8"?>
-<w:styles xmlns:mc="http://schemas.openxmlformats.org/markup-compatibility/2006" xmlns:r="http://schemas.openxmlformats.org/officeDocument/2006/relationships" xmlns:w="http://schemas.openxmlformats.org/wordprocessingml/2006/main" xmlns:w14="http://schemas.microsoft.com/office/word/2010/wordml" xmlns:w15="http://schemas.microsoft.com/office/word/2012/wordml" xmlns:w16cex="http://schemas.microsoft.com/office/word/2018/wordml/cex" xmlns:w16cid="http://schemas.microsoft.com/office/word/2016/wordml/cid" xmlns:w16="http://schemas.microsoft.com/office/word/2018/wordml" xmlns:w16du="http://schemas.microsoft.com/office/word/2023/wordml/word16du" xmlns:w16sdtdh="http://schemas.microsoft.com/office/word/2020/wordml/sdtdatahash" xmlns:w16sdtfl="http://schemas.microsoft.com/office/word/2024/wordml/sdtformatlock" xmlns:w16se="http://schemas.microsoft.com/office/word/2015/wordml/symex" mc:Ignorable="w14 w15 w16se w16cid w16 w16cex w16sdtdh w16sdtfl w16du">
+<w:styles xmlns:mc="http://schemas.openxmlformats.org/markup-compatibility/2006" xmlns:r="http://schemas.openxmlformats.org/officeDocument/2006/relationships" xmlns:w="http://schemas.openxmlformats.org/wordprocessingml/2006/main" xmlns:w14="http://schemas.microsoft.com/office/word/2010/wordml" xmlns:w15="http://schemas.microsoft.com/office/word/2012/wordml" xmlns:w16cid="http://schemas.microsoft.com/office/word/2016/wordml/cid" xmlns:w16se="http://schemas.microsoft.com/office/word/2015/wordml/symex" mc:Ignorable="w14 w15 w16se w16cid">
   <w:docDefaults>
     <w:rPrDefault>
       <w:rPr>
